--- a/downloads/handouts/Unit 06/Handout 06.15 - Consolidated Shopping List and Approval Checklist.docx
+++ b/downloads/handouts/Unit 06/Handout 06.15 - Consolidated Shopping List and Approval Checklist.docx
@@ -4153,10 +4153,8 @@
         <w:tblLook w:firstRow="1"/>
       </w:tblPr>
       <w:tblGrid>
-        <w:gridCol w:w="1980"/>
-        <w:gridCol w:w="1980"/>
-        <w:gridCol w:w="1980"/>
-        <w:gridCol w:w="1980"/>
+        <w:gridCol w:w="3960"/>
+        <w:gridCol w:w="3960"/>
       </w:tblGrid>
       <w:tr>
         <w:trPr>
@@ -4192,40 +4190,6 @@
               <w:jc w:val="left"/>
             </w:pPr>
             <w:r>
-              <w:t xml:space="preserve">Turkish</w:t>
-            </w:r>
-          </w:p>
-        </w:tc>
-        <w:tc>
-          <w:tcPr>
-            <w:tcBorders>
-              <w:bottom w:val="single"/>
-            </w:tcBorders>
-            <w:vAlign w:val="bottom"/>
-          </w:tcPr>
-          <w:p>
-            <w:pPr>
-              <w:pStyle w:val="Compact"/>
-              <w:jc w:val="left"/>
-            </w:pPr>
-            <w:r>
-              <w:t xml:space="preserve">Portuguese</w:t>
-            </w:r>
-          </w:p>
-        </w:tc>
-        <w:tc>
-          <w:tcPr>
-            <w:tcBorders>
-              <w:bottom w:val="single"/>
-            </w:tcBorders>
-            <w:vAlign w:val="bottom"/>
-          </w:tcPr>
-          <w:p>
-            <w:pPr>
-              <w:pStyle w:val="Compact"/>
-              <w:jc w:val="left"/>
-            </w:pPr>
-            <w:r>
               <w:t xml:space="preserve">Spanish</w:t>
             </w:r>
           </w:p>
@@ -4240,28 +4204,6 @@
             </w:pPr>
             <w:r>
               <w:t xml:space="preserve">We will buy ___ instead of ___ and save $___.</w:t>
-            </w:r>
-          </w:p>
-        </w:tc>
-        <w:tc>
-          <w:p>
-            <w:pPr>
-              <w:pStyle w:val="Compact"/>
-              <w:jc w:val="left"/>
-            </w:pPr>
-            <w:r>
-              <w:t xml:space="preserve">___ yerine ___ alacağız ve ___ dolar tasarruf edeceğiz.</w:t>
-            </w:r>
-          </w:p>
-        </w:tc>
-        <w:tc>
-          <w:p>
-            <w:pPr>
-              <w:pStyle w:val="Compact"/>
-              <w:jc w:val="left"/>
-            </w:pPr>
-            <w:r>
-              <w:t xml:space="preserve">Vamos comprar ___ em vez de ___ e economizar $___.</w:t>
             </w:r>
           </w:p>
         </w:tc>
@@ -4319,18 +4261,7 @@
               <w:jc w:val="left"/>
             </w:pPr>
             <w:r>
-              <w:t xml:space="preserve">İki istasyon ___ istiyor, bu yüzden toplam ___ alıyoruz.</w:t>
-            </w:r>
-          </w:p>
-        </w:tc>
-        <w:tc>
-          <w:p>
-            <w:pPr>
-              <w:pStyle w:val="Compact"/>
-              <w:jc w:val="left"/>
-            </w:pPr>
-            <w:r>
-              <w:t xml:space="preserve">Duas estações precisam de</w:t>
+              <w:t xml:space="preserve">Dos estaciones necesitan</w:t>
             </w:r>
             <w:r>
               <w:t xml:space="preserve"> </w:t>
@@ -4340,7 +4271,7 @@
                 <w:i/>
                 <w:b/>
               </w:rPr>
-              <w:t xml:space="preserve">, então compramos</w:t>
+              <w:t xml:space="preserve">, así que compramos</w:t>
             </w:r>
             <w:r>
               <w:rPr>
@@ -4353,40 +4284,6 @@
               <w:t xml:space="preserve"> </w:t>
             </w:r>
             <w:r>
-              <w:t xml:space="preserve">no total.</w:t>
-            </w:r>
-          </w:p>
-        </w:tc>
-        <w:tc>
-          <w:p>
-            <w:pPr>
-              <w:pStyle w:val="Compact"/>
-              <w:jc w:val="left"/>
-            </w:pPr>
-            <w:r>
-              <w:t xml:space="preserve">Dos estaciones necesitan</w:t>
-            </w:r>
-            <w:r>
-              <w:t xml:space="preserve"> </w:t>
-            </w:r>
-            <w:r>
-              <w:rPr>
-                <w:i/>
-                <w:b/>
-              </w:rPr>
-              <w:t xml:space="preserve">, así que compramos</w:t>
-            </w:r>
-            <w:r>
-              <w:rPr>
-                <w:i/>
-                <w:b/>
-              </w:rPr>
-              <w:t xml:space="preserve"> </w:t>
-            </w:r>
-            <w:r>
-              <w:t xml:space="preserve"> </w:t>
-            </w:r>
-            <w:r>
               <w:t xml:space="preserve">en total.</w:t>
             </w:r>
           </w:p>
@@ -4411,28 +4308,6 @@
               <w:jc w:val="left"/>
             </w:pPr>
             <w:r>
-              <w:t xml:space="preserve">Bu ürün ___ bölümünde.</w:t>
-            </w:r>
-          </w:p>
-        </w:tc>
-        <w:tc>
-          <w:p>
-            <w:pPr>
-              <w:pStyle w:val="Compact"/>
-              <w:jc w:val="left"/>
-            </w:pPr>
-            <w:r>
-              <w:t xml:space="preserve">Esse item está na seção de ___.</w:t>
-            </w:r>
-          </w:p>
-        </w:tc>
-        <w:tc>
-          <w:p>
-            <w:pPr>
-              <w:pStyle w:val="Compact"/>
-              <w:jc w:val="left"/>
-            </w:pPr>
-            <w:r>
               <w:t xml:space="preserve">Ese artículo está en la sección de ___.</w:t>
             </w:r>
           </w:p>
@@ -4447,28 +4322,6 @@
             </w:pPr>
             <w:r>
               <w:t xml:space="preserve">If it is out of stock, we will buy ___ instead.</w:t>
-            </w:r>
-          </w:p>
-        </w:tc>
-        <w:tc>
-          <w:p>
-            <w:pPr>
-              <w:pStyle w:val="Compact"/>
-              <w:jc w:val="left"/>
-            </w:pPr>
-            <w:r>
-              <w:t xml:space="preserve">Stokta yoksa yerine ___ alacağız.</w:t>
-            </w:r>
-          </w:p>
-        </w:tc>
-        <w:tc>
-          <w:p>
-            <w:pPr>
-              <w:pStyle w:val="Compact"/>
-              <w:jc w:val="left"/>
-            </w:pPr>
-            <w:r>
-              <w:t xml:space="preserve">Se estiver em falta, vamos comprar ___ em vez disso.</w:t>
             </w:r>
           </w:p>
         </w:tc>
@@ -4964,7 +4817,7 @@
     <w:sectPr>
       <w:headerReference w:type="default" r:id="rId9"/>
       <w:pgSz w:w="12240" w:h="15840"/>
-      <w:pgMar w:top="1440" w:bottom="1440" w:left="1440" w:right="1440" w:header="504"/>
+      <w:pgMar w:top="1296" w:bottom="1296" w:left="1296" w:right="1296" w:header="504"/>
     </w:sectPr>
   </w:body>
 </w:document>

--- a/downloads/handouts/Unit 06/Handout 06.15 - Consolidated Shopping List and Approval Checklist.docx
+++ b/downloads/handouts/Unit 06/Handout 06.15 - Consolidated Shopping List and Approval Checklist.docx
@@ -6,9 +6,9 @@
       <w:pPr>
         <w:pStyle w:val="Heading1"/>
       </w:pPr>
-      <w:bookmarkStart w:id="20" w:name="X739669ee8b1a594d4e072f1b294a2e8caa52913"/>
-      <w:r>
-        <w:t xml:space="preserve">Handout 06.15: Consolidated Shopping List and Approval Checklist</w:t>
+      <w:bookmarkStart w:id="20" w:name="Xfcd60d3828549aaacb19f950f67635bde302b1d"/>
+      <w:r>
+        <w:t xml:space="preserve">Handout 6.15: Consolidated Shopping List and Approval Checklist</w:t>
       </w:r>
       <w:bookmarkEnd w:id="20"/>
     </w:p>

--- a/downloads/handouts/Unit 06/Handout 06.15 - Consolidated Shopping List and Approval Checklist.docx
+++ b/downloads/handouts/Unit 06/Handout 06.15 - Consolidated Shopping List and Approval Checklist.docx
@@ -106,7 +106,7 @@
         <w:t xml:space="preserve"> </w:t>
       </w:r>
       <w:r>
-        <w:t xml:space="preserve">If two stations need mozzarella, it is one line with the quantities added, not two lines.</w:t>
+        <w:t xml:space="preserve">If two stations need mozzarella, it is one line with the two amounts added together, not two lines.</w:t>
       </w:r>
     </w:p>
     <w:p>
@@ -187,7 +187,7 @@
         <w:t xml:space="preserve"> </w:t>
       </w:r>
       <w:r>
-        <w:t xml:space="preserve">What we buy if the first choice is out of stock or costs more than the circular said.</w:t>
+        <w:t xml:space="preserve">What we buy instead if the first choice is out of stock or costs more than the circular said.</w:t>
       </w:r>
     </w:p>
     <w:p>
@@ -691,7 +691,7 @@
         <w:pStyle w:val="FirstParagraph"/>
       </w:pPr>
       <w:r>
-        <w:t xml:space="preserve">Build this as a class. One line per item. Write the station numbers that need it in the</w:t>
+        <w:t xml:space="preserve">Build this as a class. One line per item. Write the station numbers that need each item in the</w:t>
       </w:r>
       <w:r>
         <w:t xml:space="preserve"> </w:t>
@@ -700,7 +700,7 @@
         <w:t xml:space="preserve">“</w:t>
       </w:r>
       <w:r>
-        <w:t xml:space="preserve">from</w:t>
+        <w:t xml:space="preserve">From station</w:t>
       </w:r>
       <w:r>
         <w:t xml:space="preserve">”</w:t>
@@ -709,7 +709,7 @@
         <w:t xml:space="preserve"> </w:t>
       </w:r>
       <w:r>
-        <w:t xml:space="preserve">column, and initial your own rows.</w:t>
+        <w:t xml:space="preserve">column. Initial the rows that came from your station. (There is no Section 6 table below. We do not buy raw meat.)</w:t>
       </w:r>
     </w:p>
     <w:p>
@@ -4750,7 +4750,7 @@
               <w:jc w:val="left"/>
             </w:pPr>
             <w:r>
-              <w:t xml:space="preserve">Nothing needs to be bought that the room already owns (foil, spray, salt, garlic powder, spoons)</w:t>
+              <w:t xml:space="preserve">Nothing needs to be bought that the room already owns (foil, spray, salt, spoons)</w:t>
             </w:r>
           </w:p>
         </w:tc>
@@ -4811,7 +4811,7 @@
         <w:t xml:space="preserve"> </w:t>
       </w:r>
       <w:r>
-        <w:t xml:space="preserve">I shop from this exact list. I bring the receipt. In Lesson 6.17 you compare what you planned to what the register actually said.</w:t>
+        <w:t xml:space="preserve">I shop from this exact list. I bring the receipt. In Lesson 6.17 you compare what you planned to what the store actually charged.</w:t>
       </w:r>
     </w:p>
     <w:sectPr>
